--- a/docs/questions/qs-quotientrule.docx
+++ b/docs/questions/qs-quotientrule.docx
@@ -52,7 +52,7 @@
         </w:rPr>
         <w:t xml:space="preserve"> </w:t>
       </w:r>
-      <w:hyperlink r:id="rId20">
+      <w:hyperlink r:id="rId9">
         <w:r>
           <w:rPr>
             <w:rStyle w:val="Hyperlink"/>
@@ -195,19 +195,21 @@
               </m:rPr>
               <m:t>ln</m:t>
             </m:r>
-            <m:d>
-              <m:dPr>
-                <m:begChr m:val="("/>
-                <m:sepChr m:val=""/>
-                <m:endChr m:val=")"/>
-                <m:grow/>
-              </m:dPr>
-              <m:e>
-                <m:r>
-                  <m:t>x</m:t>
-                </m:r>
-              </m:e>
-            </m:d>
+            <m:r>
+              <m:rPr>
+                <m:sty m:val="p"/>
+              </m:rPr>
+              <m:t>(</m:t>
+            </m:r>
+            <m:r>
+              <m:t>x</m:t>
+            </m:r>
+            <m:r>
+              <m:rPr>
+                <m:sty m:val="p"/>
+              </m:rPr>
+              <m:t>)</m:t>
+            </m:r>
           </m:num>
           <m:den>
             <m:sSup>
@@ -406,19 +408,21 @@
               </m:rPr>
               <m:t>cos</m:t>
             </m:r>
-            <m:d>
-              <m:dPr>
-                <m:begChr m:val="("/>
-                <m:sepChr m:val=""/>
-                <m:endChr m:val=")"/>
-                <m:grow/>
-              </m:dPr>
-              <m:e>
-                <m:r>
-                  <m:t>x</m:t>
-                </m:r>
-              </m:e>
-            </m:d>
+            <m:r>
+              <m:rPr>
+                <m:sty m:val="p"/>
+              </m:rPr>
+              <m:t>(</m:t>
+            </m:r>
+            <m:r>
+              <m:t>x</m:t>
+            </m:r>
+            <m:r>
+              <m:rPr>
+                <m:sty m:val="p"/>
+              </m:rPr>
+              <m:t>)</m:t>
+            </m:r>
           </m:num>
           <m:den>
             <m:sSup>
@@ -483,19 +487,21 @@
               </m:rPr>
               <m:t>tan</m:t>
             </m:r>
-            <m:d>
-              <m:dPr>
-                <m:begChr m:val="("/>
-                <m:sepChr m:val=""/>
-                <m:endChr m:val=")"/>
-                <m:grow/>
-              </m:dPr>
-              <m:e>
-                <m:r>
-                  <m:t>x</m:t>
-                </m:r>
-              </m:e>
-            </m:d>
+            <m:r>
+              <m:rPr>
+                <m:sty m:val="p"/>
+              </m:rPr>
+              <m:t>(</m:t>
+            </m:r>
+            <m:r>
+              <m:t>x</m:t>
+            </m:r>
+            <m:r>
+              <m:rPr>
+                <m:sty m:val="p"/>
+              </m:rPr>
+              <m:t>)</m:t>
+            </m:r>
           </m:num>
           <m:den>
             <m:r>
@@ -504,19 +510,21 @@
               </m:rPr>
               <m:t>cos</m:t>
             </m:r>
-            <m:d>
-              <m:dPr>
-                <m:begChr m:val="("/>
-                <m:sepChr m:val=""/>
-                <m:endChr m:val=")"/>
-                <m:grow/>
-              </m:dPr>
-              <m:e>
-                <m:r>
-                  <m:t>x</m:t>
-                </m:r>
-              </m:e>
-            </m:d>
+            <m:r>
+              <m:rPr>
+                <m:sty m:val="p"/>
+              </m:rPr>
+              <m:t>(</m:t>
+            </m:r>
+            <m:r>
+              <m:t>x</m:t>
+            </m:r>
+            <m:r>
+              <m:rPr>
+                <m:sty m:val="p"/>
+              </m:rPr>
+              <m:t>)</m:t>
+            </m:r>
           </m:den>
         </m:f>
       </m:oMath>
@@ -546,22 +554,24 @@
               </m:rPr>
               <m:t>ln</m:t>
             </m:r>
-            <m:d>
-              <m:dPr>
-                <m:begChr m:val="("/>
-                <m:sepChr m:val=""/>
-                <m:endChr m:val=")"/>
-                <m:grow/>
-              </m:dPr>
-              <m:e>
-                <m:r>
-                  <m:t>3</m:t>
-                </m:r>
-                <m:r>
-                  <m:t>x</m:t>
-                </m:r>
-              </m:e>
-            </m:d>
+            <m:r>
+              <m:rPr>
+                <m:sty m:val="p"/>
+              </m:rPr>
+              <m:t>(</m:t>
+            </m:r>
+            <m:r>
+              <m:t>3</m:t>
+            </m:r>
+            <m:r>
+              <m:t>x</m:t>
+            </m:r>
+            <m:r>
+              <m:rPr>
+                <m:sty m:val="p"/>
+              </m:rPr>
+              <m:t>)</m:t>
+            </m:r>
           </m:num>
           <m:den>
             <m:r>
@@ -570,19 +580,21 @@
               </m:rPr>
               <m:t>ln</m:t>
             </m:r>
-            <m:d>
-              <m:dPr>
-                <m:begChr m:val="("/>
-                <m:sepChr m:val=""/>
-                <m:endChr m:val=")"/>
-                <m:grow/>
-              </m:dPr>
-              <m:e>
-                <m:r>
-                  <m:t>5</m:t>
-                </m:r>
-              </m:e>
-            </m:d>
+            <m:r>
+              <m:rPr>
+                <m:sty m:val="p"/>
+              </m:rPr>
+              <m:t>(</m:t>
+            </m:r>
+            <m:r>
+              <m:t>5</m:t>
+            </m:r>
+            <m:r>
+              <m:rPr>
+                <m:sty m:val="p"/>
+              </m:rPr>
+              <m:t>)</m:t>
+            </m:r>
             <m:r>
               <m:rPr>
                 <m:sty m:val="p"/>
@@ -647,19 +659,21 @@
               </m:rPr>
               <m:t>cos</m:t>
             </m:r>
-            <m:d>
-              <m:dPr>
-                <m:begChr m:val="("/>
-                <m:sepChr m:val=""/>
-                <m:endChr m:val=")"/>
-                <m:grow/>
-              </m:dPr>
-              <m:e>
-                <m:r>
-                  <m:t>x</m:t>
-                </m:r>
-              </m:e>
-            </m:d>
+            <m:r>
+              <m:rPr>
+                <m:sty m:val="p"/>
+              </m:rPr>
+              <m:t>(</m:t>
+            </m:r>
+            <m:r>
+              <m:t>x</m:t>
+            </m:r>
+            <m:r>
+              <m:rPr>
+                <m:sty m:val="p"/>
+              </m:rPr>
+              <m:t>)</m:t>
+            </m:r>
           </m:den>
         </m:f>
       </m:oMath>
@@ -689,19 +703,21 @@
               </m:rPr>
               <m:t>ln</m:t>
             </m:r>
-            <m:d>
-              <m:dPr>
-                <m:begChr m:val="("/>
-                <m:sepChr m:val=""/>
-                <m:endChr m:val=")"/>
-                <m:grow/>
-              </m:dPr>
-              <m:e>
-                <m:r>
-                  <m:t>x</m:t>
-                </m:r>
-              </m:e>
-            </m:d>
+            <m:r>
+              <m:rPr>
+                <m:sty m:val="p"/>
+              </m:rPr>
+              <m:t>(</m:t>
+            </m:r>
+            <m:r>
+              <m:t>x</m:t>
+            </m:r>
+            <m:r>
+              <m:rPr>
+                <m:sty m:val="p"/>
+              </m:rPr>
+              <m:t>)</m:t>
+            </m:r>
           </m:num>
           <m:den>
             <m:sSup>
@@ -760,19 +776,21 @@
               </m:rPr>
               <m:t>tan</m:t>
             </m:r>
-            <m:d>
-              <m:dPr>
-                <m:begChr m:val="("/>
-                <m:sepChr m:val=""/>
-                <m:endChr m:val=")"/>
-                <m:grow/>
-              </m:dPr>
-              <m:e>
-                <m:r>
-                  <m:t>x</m:t>
-                </m:r>
-              </m:e>
-            </m:d>
+            <m:r>
+              <m:rPr>
+                <m:sty m:val="p"/>
+              </m:rPr>
+              <m:t>(</m:t>
+            </m:r>
+            <m:r>
+              <m:t>x</m:t>
+            </m:r>
+            <m:r>
+              <m:rPr>
+                <m:sty m:val="p"/>
+              </m:rPr>
+              <m:t>)</m:t>
+            </m:r>
           </m:num>
           <m:den>
             <m:r>
@@ -1104,19 +1122,21 @@
               </m:rPr>
               <m:t>tan</m:t>
             </m:r>
-            <m:d>
-              <m:dPr>
-                <m:begChr m:val="("/>
-                <m:sepChr m:val=""/>
-                <m:endChr m:val=")"/>
-                <m:grow/>
-              </m:dPr>
-              <m:e>
-                <m:r>
-                  <m:t>x</m:t>
-                </m:r>
-              </m:e>
-            </m:d>
+            <m:r>
+              <m:rPr>
+                <m:sty m:val="p"/>
+              </m:rPr>
+              <m:t>(</m:t>
+            </m:r>
+            <m:r>
+              <m:t>x</m:t>
+            </m:r>
+            <m:r>
+              <m:rPr>
+                <m:sty m:val="p"/>
+              </m:rPr>
+              <m:t>)</m:t>
+            </m:r>
           </m:num>
           <m:den>
             <m:r>
@@ -1125,19 +1145,21 @@
               </m:rPr>
               <m:t>ln</m:t>
             </m:r>
-            <m:d>
-              <m:dPr>
-                <m:begChr m:val="("/>
-                <m:sepChr m:val=""/>
-                <m:endChr m:val=")"/>
-                <m:grow/>
-              </m:dPr>
-              <m:e>
-                <m:r>
-                  <m:t>x</m:t>
-                </m:r>
-              </m:e>
-            </m:d>
+            <m:r>
+              <m:rPr>
+                <m:sty m:val="p"/>
+              </m:rPr>
+              <m:t>(</m:t>
+            </m:r>
+            <m:r>
+              <m:t>x</m:t>
+            </m:r>
+            <m:r>
+              <m:rPr>
+                <m:sty m:val="p"/>
+              </m:rPr>
+              <m:t>)</m:t>
+            </m:r>
           </m:den>
         </m:f>
       </m:oMath>
@@ -1173,19 +1195,21 @@
               </m:rPr>
               <m:t>sin</m:t>
             </m:r>
-            <m:d>
-              <m:dPr>
-                <m:begChr m:val="("/>
-                <m:sepChr m:val=""/>
-                <m:endChr m:val=")"/>
-                <m:grow/>
-              </m:dPr>
-              <m:e>
-                <m:r>
-                  <m:t>x</m:t>
-                </m:r>
-              </m:e>
-            </m:d>
+            <m:r>
+              <m:rPr>
+                <m:sty m:val="p"/>
+              </m:rPr>
+              <m:t>(</m:t>
+            </m:r>
+            <m:r>
+              <m:t>x</m:t>
+            </m:r>
+            <m:r>
+              <m:rPr>
+                <m:sty m:val="p"/>
+              </m:rPr>
+              <m:t>)</m:t>
+            </m:r>
           </m:num>
           <m:den>
             <m:r>
@@ -1194,19 +1218,21 @@
               </m:rPr>
               <m:t>ln</m:t>
             </m:r>
-            <m:d>
-              <m:dPr>
-                <m:begChr m:val="("/>
-                <m:sepChr m:val=""/>
-                <m:endChr m:val=")"/>
-                <m:grow/>
-              </m:dPr>
-              <m:e>
-                <m:r>
-                  <m:t>x</m:t>
-                </m:r>
-              </m:e>
-            </m:d>
+            <m:r>
+              <m:rPr>
+                <m:sty m:val="p"/>
+              </m:rPr>
+              <m:t>(</m:t>
+            </m:r>
+            <m:r>
+              <m:t>x</m:t>
+            </m:r>
+            <m:r>
+              <m:rPr>
+                <m:sty m:val="p"/>
+              </m:rPr>
+              <m:t>)</m:t>
+            </m:r>
           </m:den>
         </m:f>
       </m:oMath>
@@ -1236,19 +1262,21 @@
               </m:rPr>
               <m:t>tan</m:t>
             </m:r>
-            <m:d>
-              <m:dPr>
-                <m:begChr m:val="("/>
-                <m:sepChr m:val=""/>
-                <m:endChr m:val=")"/>
-                <m:grow/>
-              </m:dPr>
-              <m:e>
-                <m:r>
-                  <m:t>x</m:t>
-                </m:r>
-              </m:e>
-            </m:d>
+            <m:r>
+              <m:rPr>
+                <m:sty m:val="p"/>
+              </m:rPr>
+              <m:t>(</m:t>
+            </m:r>
+            <m:r>
+              <m:t>x</m:t>
+            </m:r>
+            <m:r>
+              <m:rPr>
+                <m:sty m:val="p"/>
+              </m:rPr>
+              <m:t>)</m:t>
+            </m:r>
             <m:r>
               <m:rPr>
                 <m:sty m:val="p"/>
@@ -1269,22 +1297,24 @@
               </m:rPr>
               <m:t>sec</m:t>
             </m:r>
-            <m:d>
-              <m:dPr>
-                <m:begChr m:val="("/>
-                <m:sepChr m:val=""/>
-                <m:endChr m:val=")"/>
-                <m:grow/>
-              </m:dPr>
-              <m:e>
-                <m:r>
-                  <m:t>3</m:t>
-                </m:r>
-                <m:r>
-                  <m:t>x</m:t>
-                </m:r>
-              </m:e>
-            </m:d>
+            <m:r>
+              <m:rPr>
+                <m:sty m:val="p"/>
+              </m:rPr>
+              <m:t>(</m:t>
+            </m:r>
+            <m:r>
+              <m:t>3</m:t>
+            </m:r>
+            <m:r>
+              <m:t>x</m:t>
+            </m:r>
+            <m:r>
+              <m:rPr>
+                <m:sty m:val="p"/>
+              </m:rPr>
+              <m:t>)</m:t>
+            </m:r>
           </m:den>
         </m:f>
       </m:oMath>
@@ -1300,7 +1330,7 @@
       <w:pPr>
         <w:pStyle w:val="FirstParagraph"/>
       </w:pPr>
-      <w:hyperlink r:id="rId21">
+      <w:hyperlink r:id="rId10">
         <w:r>
           <w:rPr>
             <w:rStyle w:val="Hyperlink"/>
@@ -1316,7 +1346,7 @@
         </w:pict>
       </w:r>
     </w:p>
-    <w:bookmarkStart w:id="23" w:name="version-history-and-licensing"/>
+    <w:bookmarkStart w:id="12" w:name="version-history-and-licensing"/>
     <w:p>
       <w:pPr>
         <w:pStyle w:val="Heading2"/>
@@ -1337,7 +1367,7 @@
       <w:pPr>
         <w:pStyle w:val="BodyText"/>
       </w:pPr>
-      <w:hyperlink r:id="rId22">
+      <w:hyperlink r:id="rId11">
         <w:r>
           <w:rPr>
             <w:rStyle w:val="Hyperlink"/>
@@ -1346,7 +1376,7 @@
         </w:r>
       </w:hyperlink>
     </w:p>
-    <w:bookmarkEnd w:id="23"/>
+    <w:bookmarkEnd w:id="12"/>
     <w:sectPr>
       <w:pgSz w:h="15840" w:w="12240"/>
       <w:pgMar w:bottom="1440" w:footer="720" w:gutter="0" w:header="720" w:left="1440" w:right="1440" w:top="1440"/>
